--- a/Documents explicatifs des dispositifs/Dispositif6_Memorisation_Leitner_CM1.docx
+++ b/Documents explicatifs des dispositifs/Dispositif6_Memorisation_Leitner_CM1.docx
@@ -6692,6 +6692,120 @@
     </w:p>
     <w:bookmarkEnd w:id="33"/>
     <w:bookmarkEnd w:id="34"/>
+    <w:p>
+      <w:pPr>
+        <w:pStyle w:val="Heading1"/>
+      </w:pPr>
+      <w:r>
+        <w:t xml:space="preserve">En CM2</w:t>
+      </w:r>
+    </w:p>
+    <w:p>
+      <w:pPr>
+        <w:pStyle w:val="BodyText"/>
+      </w:pPr>
+      <w:r>
+        <w:t xml:space="preserve">Le circuit est identique en CM2 : mêmes cinq boîtes, même appli « Boîtes pour mémoriser », mêmes règles d’avancée et de retour, même sélection par la fréquence (Manulex-infra, feuille « Grade 3 to 5 »).</w:t>
+      </w:r>
+    </w:p>
+    <w:p>
+      <w:pPr>
+        <w:pStyle w:val="BodyText"/>
+      </w:pPr>
+      <w:r>
+        <w:t xml:space="preserve">Ce qui change :</w:t>
+      </w:r>
+    </w:p>
+    <w:p>
+      <w:pPr>
+        <w:pStyle w:val="BodyText"/>
+        <w:numPr>
+          <w:ilvl w:val="0"/>
+          <w:numId w:val="1000"/>
+        </w:numPr>
+        <w:spacing w:after="60"/>
+      </w:pPr>
+      <w:r>
+        <w:rPr>
+          <w:b/>
+          <w:bCs/>
+        </w:rPr>
+        <w:t xml:space="preserve">Objectif du programme 2025 (CM2)</w:t>
+      </w:r>
+      <w:r>
+        <w:t xml:space="preserve"> : « écrire correctement les mots fréquents en s’appuyant sur les régularités et la formation ».</w:t>
+      </w:r>
+    </w:p>
+    <w:p>
+      <w:pPr>
+        <w:pStyle w:val="BodyText"/>
+        <w:numPr>
+          <w:ilvl w:val="0"/>
+          <w:numId w:val="1000"/>
+        </w:numPr>
+        <w:spacing w:after="60"/>
+      </w:pPr>
+      <w:r>
+        <w:rPr>
+          <w:b/>
+          <w:bCs/>
+        </w:rPr>
+        <w:t xml:space="preserve">Volume</w:t>
+      </w:r>
+      <w:r>
+        <w:t xml:space="preserve"> : le cahier de progrès « MO » prévoit </w:t>
+      </w:r>
+      <w:r>
+        <w:rPr>
+          <w:b/>
+          <w:bCs/>
+        </w:rPr>
+        <w:t xml:space="preserve">40 mots</w:t>
+      </w:r>
+      <w:r>
+        <w:t xml:space="preserve"> par ceinture de mémorisation en CM2 (30 en CM1, 20 en CE2).</w:t>
+      </w:r>
+    </w:p>
+    <w:p>
+      <w:pPr>
+        <w:pStyle w:val="BodyText"/>
+        <w:numPr>
+          <w:ilvl w:val="0"/>
+          <w:numId w:val="1000"/>
+        </w:numPr>
+        <w:spacing w:after="60"/>
+      </w:pPr>
+      <w:r>
+        <w:rPr>
+          <w:b/>
+          <w:bCs/>
+        </w:rPr>
+        <w:t xml:space="preserve">Origine des mots</w:t>
+      </w:r>
+      <w:r>
+        <w:t xml:space="preserve"> : en plus du carnet collectif, les mots rencontrés dans les ajouts CM2 des ceintures d’orthographe (-tion, ch, cc, verbes en -guer, -eil / -eille…) et de vocabulaire (racines latines et grecques, mots dérivés et composés) peuvent entrer dans le circuit quand aucune règle ne les explique.</w:t>
+      </w:r>
+    </w:p>
+    <w:p>
+      <w:pPr>
+        <w:pStyle w:val="BodyText"/>
+        <w:numPr>
+          <w:ilvl w:val="0"/>
+          <w:numId w:val="1000"/>
+        </w:numPr>
+        <w:spacing w:after="60"/>
+      </w:pPr>
+      <w:r>
+        <w:rPr>
+          <w:b/>
+          <w:bCs/>
+        </w:rPr>
+        <w:t xml:space="preserve">Indices sur les cartes</w:t>
+      </w:r>
+      <w:r>
+        <w:t xml:space="preserve"> : l’appui sur la formation des mots (§4) s’étend aux racines latines et grecques (V3 CM2) et aux mots composés (V4 CM2).</w:t>
+      </w:r>
+    </w:p>
     <w:sectPr>
       <w:pgSz w:w="11906" w:h="16838"/>
       <w:pgMar w:left="1020" w:right="1020" w:top="907" w:bottom="907"/>

--- a/Documents explicatifs des dispositifs/Dispositif6_Memorisation_Leitner_CM1.docx
+++ b/Documents explicatifs des dispositifs/Dispositif6_Memorisation_Leitner_CM1.docx
@@ -6804,6 +6804,92 @@
       </w:r>
       <w:r>
         <w:t xml:space="preserve"> : l’appui sur la formation des mots (§4) s’étend aux racines latines et grecques (V3 CM2) et aux mots composés (V4 CM2).</w:t>
+      </w:r>
+    </w:p>
+    <w:p>
+      <w:pPr>
+        <w:pStyle w:val="Heading1"/>
+      </w:pPr>
+      <w:r>
+        <w:t xml:space="preserve">En CE2</w:t>
+      </w:r>
+    </w:p>
+    <w:p>
+      <w:pPr>
+        <w:pStyle w:val="BodyText"/>
+      </w:pPr>
+      <w:r>
+        <w:t xml:space="preserve">Le circuit est le même : cinq boîtes, appli « Boîtes pour mémoriser », mêmes règles d’avancée et de retour.</w:t>
+      </w:r>
+    </w:p>
+    <w:p>
+      <w:pPr>
+        <w:pStyle w:val="BodyText"/>
+        <w:numPr>
+          <w:ilvl w:val="0"/>
+          <w:numId w:val="1000"/>
+        </w:numPr>
+        <w:spacing w:after="60"/>
+      </w:pPr>
+      <w:r>
+        <w:rPr>
+          <w:b/>
+          <w:bCs/>
+        </w:rPr>
+        <w:t xml:space="preserve">Programme du cycle 2 (CE2)</w:t>
+      </w:r>
+      <w:r>
+        <w:t xml:space="preserve"> : écrire correctement sous la dictée les mots réguliers et irréguliers fréquents, en tenant compte des accents, et en s’appuyant sur le radical, le préfixe et le suffixe (beau → beauté).</w:t>
+      </w:r>
+    </w:p>
+    <w:p>
+      <w:pPr>
+        <w:pStyle w:val="BodyText"/>
+        <w:numPr>
+          <w:ilvl w:val="0"/>
+          <w:numId w:val="1000"/>
+        </w:numPr>
+        <w:spacing w:after="60"/>
+      </w:pPr>
+      <w:r>
+        <w:rPr>
+          <w:b/>
+          <w:bCs/>
+        </w:rPr>
+        <w:t xml:space="preserve">Volume</w:t>
+      </w:r>
+      <w:r>
+        <w:t xml:space="preserve"> : le cahier de progrès « MO » prévoit </w:t>
+      </w:r>
+      <w:r>
+        <w:rPr>
+          <w:b/>
+          <w:bCs/>
+        </w:rPr>
+        <w:t xml:space="preserve">20 mots</w:t>
+      </w:r>
+      <w:r>
+        <w:t xml:space="preserve"> par ceinture de mémorisation en CE2 (30 en CM1, 40 en CM2).</w:t>
+      </w:r>
+    </w:p>
+    <w:p>
+      <w:pPr>
+        <w:pStyle w:val="BodyText"/>
+        <w:numPr>
+          <w:ilvl w:val="0"/>
+          <w:numId w:val="1000"/>
+        </w:numPr>
+        <w:spacing w:after="60"/>
+      </w:pPr>
+      <w:r>
+        <w:rPr>
+          <w:b/>
+          <w:bCs/>
+        </w:rPr>
+        <w:t xml:space="preserve">Origine des mots</w:t>
+      </w:r>
+      <w:r>
+        <w:t xml:space="preserve"> : en plus du carnet collectif, les mots de la ceinture O7 (les sons « o », « é », « è » et les accents) qu’aucune règle n’explique entrent dans le circuit (la neige, une reine, un gâteau).</w:t>
       </w:r>
     </w:p>
     <w:sectPr>
